--- a/writing/2025-03_17_Figures.docx
+++ b/writing/2025-03_17_Figures.docx
@@ -113,7 +113,25 @@
         <w:rPr>
           <w:rFonts w:ascii="Times New Roman" w:hAnsi="Times New Roman" w:cs="Times New Roman"/>
         </w:rPr>
-        <w:t>applied to community features including beta diversity (measured by principal coordinates 1-4) and alpha diversity (measured by the Shannon Index and the observed number of ASVs). The</w:t>
+        <w:t>for</w:t>
+      </w:r>
+      <w:r>
+        <w:rPr>
+          <w:rFonts w:ascii="Times New Roman" w:hAnsi="Times New Roman" w:cs="Times New Roman"/>
+        </w:rPr>
+        <w:t xml:space="preserve"> community features</w:t>
+      </w:r>
+      <w:r>
+        <w:rPr>
+          <w:rFonts w:ascii="Times New Roman" w:hAnsi="Times New Roman" w:cs="Times New Roman"/>
+        </w:rPr>
+        <w:t>,</w:t>
+      </w:r>
+      <w:r>
+        <w:rPr>
+          <w:rFonts w:ascii="Times New Roman" w:hAnsi="Times New Roman" w:cs="Times New Roman"/>
+        </w:rPr>
+        <w:t xml:space="preserve"> including beta diversity (measured by principal coordinates 1-4) and alpha diversity (measured by the Shannon Index and the observed number of ASVs). The</w:t>
       </w:r>
       <w:r>
         <w:rPr>
@@ -321,6 +339,7 @@
           <w:rFonts w:ascii="Times New Roman" w:hAnsi="Times New Roman" w:cs="Times New Roman"/>
         </w:rPr>
       </w:pPr>
+      <w:commentRangeStart w:id="0"/>
       <w:r>
         <w:rPr>
           <w:rFonts w:ascii="Times New Roman" w:hAnsi="Times New Roman" w:cs="Times New Roman"/>
@@ -335,6 +354,13 @@
           <w:rFonts w:ascii="Times New Roman" w:hAnsi="Times New Roman" w:cs="Times New Roman"/>
         </w:rPr>
         <w:t xml:space="preserve"> </w:t>
+      </w:r>
+      <w:commentRangeEnd w:id="0"/>
+      <w:r>
+        <w:rPr>
+          <w:rStyle w:val="CommentReference"/>
+        </w:rPr>
+        <w:commentReference w:id="0"/>
       </w:r>
       <w:r>
         <w:rPr>
@@ -378,7 +404,7 @@
                     <pic:cNvPicPr/>
                   </pic:nvPicPr>
                   <pic:blipFill>
-                    <a:blip r:embed="rId6"/>
+                    <a:blip r:embed="rId10"/>
                     <a:stretch>
                       <a:fillRect/>
                     </a:stretch>
@@ -488,19 +514,7 @@
         <w:rPr>
           <w:rFonts w:ascii="Times New Roman" w:hAnsi="Times New Roman" w:cs="Times New Roman"/>
         </w:rPr>
-        <w:t xml:space="preserve"> the </w:t>
-      </w:r>
-      <w:r>
-        <w:rPr>
-          <w:rFonts w:ascii="Times New Roman" w:hAnsi="Times New Roman" w:cs="Times New Roman"/>
-        </w:rPr>
-        <w:t>hierarchical clustering analysis.</w:t>
-      </w:r>
-      <w:r>
-        <w:rPr>
-          <w:rFonts w:ascii="Times New Roman" w:hAnsi="Times New Roman" w:cs="Times New Roman"/>
-        </w:rPr>
-        <w:t xml:space="preserve"> Tax</w:t>
+        <w:t xml:space="preserve"> the hierarchical clustering analysis. Tax</w:t>
       </w:r>
       <w:r>
         <w:rPr>
@@ -533,7 +547,19 @@
         <w:rPr>
           <w:rFonts w:ascii="Times New Roman" w:hAnsi="Times New Roman" w:cs="Times New Roman"/>
         </w:rPr>
-        <w:t>remain relatively stable as temperature increases and after which taxa exhibit a steep decrease in abundance.</w:t>
+        <w:t>remain relatively stable as temperature increases and after which taxa exhibit a decrease in abundance</w:t>
+      </w:r>
+      <w:r>
+        <w:rPr>
+          <w:rFonts w:ascii="Times New Roman" w:hAnsi="Times New Roman" w:cs="Times New Roman"/>
+        </w:rPr>
+        <w:t xml:space="preserve"> at different rates</w:t>
+      </w:r>
+      <w:r>
+        <w:rPr>
+          <w:rFonts w:ascii="Times New Roman" w:hAnsi="Times New Roman" w:cs="Times New Roman"/>
+        </w:rPr>
+        <w:t>.</w:t>
       </w:r>
     </w:p>
     <w:p>
@@ -624,7 +650,7 @@
                     <pic:cNvPicPr/>
                   </pic:nvPicPr>
                   <pic:blipFill>
-                    <a:blip r:embed="rId7"/>
+                    <a:blip r:embed="rId11"/>
                     <a:stretch>
                       <a:fillRect/>
                     </a:stretch>
@@ -705,7 +731,37 @@
         <w:rPr>
           <w:rFonts w:ascii="Times New Roman" w:hAnsi="Times New Roman" w:cs="Times New Roman"/>
         </w:rPr>
-        <w:t>evaluating if host immunity influences microbiome relationship with temperature. Panel (A) shows the</w:t>
+        <w:t>evaluating</w:t>
+      </w:r>
+      <w:r>
+        <w:rPr>
+          <w:rFonts w:ascii="Times New Roman" w:hAnsi="Times New Roman" w:cs="Times New Roman"/>
+        </w:rPr>
+        <w:t xml:space="preserve"> if neopterin concentration is related to community-level microbiome response to temperature. </w:t>
+      </w:r>
+      <w:r>
+        <w:rPr>
+          <w:rFonts w:ascii="Times New Roman" w:hAnsi="Times New Roman" w:cs="Times New Roman"/>
+        </w:rPr>
+        <w:t>Panel (A) shows the coefficients for the interaction between temperature and neopterin</w:t>
+      </w:r>
+      <w:r>
+        <w:rPr>
+          <w:rFonts w:ascii="Times New Roman" w:hAnsi="Times New Roman" w:cs="Times New Roman"/>
+        </w:rPr>
+        <w:t xml:space="preserve"> for</w:t>
+      </w:r>
+      <w:r>
+        <w:rPr>
+          <w:rFonts w:ascii="Times New Roman" w:hAnsi="Times New Roman" w:cs="Times New Roman"/>
+        </w:rPr>
+        <w:t xml:space="preserve"> community features including </w:t>
+      </w:r>
+      <w:r>
+        <w:rPr>
+          <w:rFonts w:ascii="Times New Roman" w:hAnsi="Times New Roman" w:cs="Times New Roman"/>
+        </w:rPr>
+        <w:t>beta diversity (measured by principal coordinates 1-4) and alpha diversity (measured by the Shannon Index and the observed number of ASVs).</w:t>
       </w:r>
       <w:r>
         <w:rPr>
@@ -717,37 +773,19 @@
         <w:rPr>
           <w:rFonts w:ascii="Times New Roman" w:hAnsi="Times New Roman" w:cs="Times New Roman"/>
         </w:rPr>
-        <w:t xml:space="preserve">coefficients </w:t>
-      </w:r>
-      <w:r>
-        <w:rPr>
-          <w:rFonts w:ascii="Times New Roman" w:hAnsi="Times New Roman" w:cs="Times New Roman"/>
-        </w:rPr>
-        <w:t>for</w:t>
-      </w:r>
-      <w:r>
-        <w:rPr>
-          <w:rFonts w:ascii="Times New Roman" w:hAnsi="Times New Roman" w:cs="Times New Roman"/>
-        </w:rPr>
-        <w:t xml:space="preserve"> the interaction between temperature and neopterin </w:t>
-      </w:r>
-      <w:r>
-        <w:rPr>
-          <w:rFonts w:ascii="Times New Roman" w:hAnsi="Times New Roman" w:cs="Times New Roman"/>
-        </w:rPr>
-        <w:t>across</w:t>
-      </w:r>
-      <w:r>
-        <w:rPr>
-          <w:rFonts w:ascii="Times New Roman" w:hAnsi="Times New Roman" w:cs="Times New Roman"/>
-        </w:rPr>
-        <w:t xml:space="preserve"> community features including </w:t>
-      </w:r>
-      <w:r>
-        <w:rPr>
-          <w:rFonts w:ascii="Times New Roman" w:hAnsi="Times New Roman" w:cs="Times New Roman"/>
-        </w:rPr>
-        <w:t>beta diversity (measured by principal coordinates 1-4) and alpha diversity (measured by the Shannon Index and the observed number of ASVs).</w:t>
+        <w:t>The</w:t>
+      </w:r>
+      <w:r>
+        <w:rPr>
+          <w:rFonts w:ascii="Times New Roman" w:hAnsi="Times New Roman" w:cs="Times New Roman"/>
+        </w:rPr>
+        <w:t xml:space="preserve"> thick</w:t>
+      </w:r>
+      <w:r>
+        <w:rPr>
+          <w:rFonts w:ascii="Times New Roman" w:hAnsi="Times New Roman" w:cs="Times New Roman"/>
+        </w:rPr>
+        <w:t xml:space="preserve"> bars represent 50% confidence intervals (CI), while the thin bars represent 95% CI.</w:t>
       </w:r>
       <w:r>
         <w:rPr>
@@ -759,19 +797,49 @@
         <w:rPr>
           <w:rFonts w:ascii="Times New Roman" w:hAnsi="Times New Roman" w:cs="Times New Roman"/>
         </w:rPr>
-        <w:t>The</w:t>
-      </w:r>
-      <w:r>
-        <w:rPr>
-          <w:rFonts w:ascii="Times New Roman" w:hAnsi="Times New Roman" w:cs="Times New Roman"/>
-        </w:rPr>
-        <w:t xml:space="preserve"> thick</w:t>
-      </w:r>
-      <w:r>
-        <w:rPr>
-          <w:rFonts w:ascii="Times New Roman" w:hAnsi="Times New Roman" w:cs="Times New Roman"/>
-        </w:rPr>
-        <w:t xml:space="preserve"> bars represent 50% confidence intervals (CI), while the thin bars represent 95% CI.</w:t>
+        <w:t xml:space="preserve">Principle component 1 is the only feature that shows a reliable relationship with the interaction effect. </w:t>
+      </w:r>
+      <w:r>
+        <w:rPr>
+          <w:rFonts w:ascii="Times New Roman" w:hAnsi="Times New Roman" w:cs="Times New Roman"/>
+        </w:rPr>
+        <w:t>Panel (B)</w:t>
+      </w:r>
+      <w:r>
+        <w:rPr>
+          <w:rFonts w:ascii="Times New Roman" w:hAnsi="Times New Roman" w:cs="Times New Roman"/>
+        </w:rPr>
+        <w:t xml:space="preserve"> compares model weights between the interaction model (in purple) and the model that does not include the interaction effect (base model, in orange)</w:t>
+      </w:r>
+      <w:r>
+        <w:rPr>
+          <w:rFonts w:ascii="Times New Roman" w:hAnsi="Times New Roman" w:cs="Times New Roman"/>
+        </w:rPr>
+        <w:t xml:space="preserve">. </w:t>
+      </w:r>
+      <w:r>
+        <w:rPr>
+          <w:rFonts w:ascii="Times New Roman" w:hAnsi="Times New Roman" w:cs="Times New Roman"/>
+        </w:rPr>
+        <w:t>The interaction model accounts for more than 50% of the model weight for all principal co</w:t>
+      </w:r>
+      <w:r>
+        <w:rPr>
+          <w:rFonts w:ascii="Times New Roman" w:hAnsi="Times New Roman" w:cs="Times New Roman"/>
+        </w:rPr>
+        <w:t>o</w:t>
+      </w:r>
+      <w:r>
+        <w:rPr>
+          <w:rFonts w:ascii="Times New Roman" w:hAnsi="Times New Roman" w:cs="Times New Roman"/>
+        </w:rPr>
+        <w:t xml:space="preserve">rdinates </w:t>
+      </w:r>
+      <w:r>
+        <w:rPr>
+          <w:rFonts w:ascii="Times New Roman" w:hAnsi="Times New Roman" w:cs="Times New Roman"/>
+        </w:rPr>
+        <w:t>in contrast to the alpha diversity metrics where it accounts for very little model weight.</w:t>
       </w:r>
       <w:r>
         <w:rPr>
@@ -783,61 +851,7 @@
         <w:rPr>
           <w:rFonts w:ascii="Times New Roman" w:hAnsi="Times New Roman" w:cs="Times New Roman"/>
         </w:rPr>
-        <w:t>B</w:t>
-      </w:r>
-      <w:r>
-        <w:rPr>
-          <w:rFonts w:ascii="Times New Roman" w:hAnsi="Times New Roman" w:cs="Times New Roman"/>
-        </w:rPr>
-        <w:t>eta diversity is reliably associated with the interaction effect through PC1 and PC3</w:t>
-      </w:r>
-      <w:r>
-        <w:rPr>
-          <w:rFonts w:ascii="Times New Roman" w:hAnsi="Times New Roman" w:cs="Times New Roman"/>
-        </w:rPr>
-        <w:t xml:space="preserve"> whereas alpha</w:t>
-      </w:r>
-      <w:r>
-        <w:rPr>
-          <w:rFonts w:ascii="Times New Roman" w:hAnsi="Times New Roman" w:cs="Times New Roman"/>
-        </w:rPr>
-        <w:t xml:space="preserve"> diversity exhibits no relationship with the interaction effect. Panel (B)</w:t>
-      </w:r>
-      <w:r>
-        <w:rPr>
-          <w:rFonts w:ascii="Times New Roman" w:hAnsi="Times New Roman" w:cs="Times New Roman"/>
-        </w:rPr>
-        <w:t xml:space="preserve"> compares model weights between the interaction model (in purple) and the model that does not include the interaction effect (base model, in orange)</w:t>
-      </w:r>
-      <w:r>
-        <w:rPr>
-          <w:rFonts w:ascii="Times New Roman" w:hAnsi="Times New Roman" w:cs="Times New Roman"/>
-        </w:rPr>
-        <w:t xml:space="preserve">. </w:t>
-      </w:r>
-      <w:r>
-        <w:rPr>
-          <w:rFonts w:ascii="Times New Roman" w:hAnsi="Times New Roman" w:cs="Times New Roman"/>
-        </w:rPr>
-        <w:t>The interaction model accounts for more than 50% of the model weight for all principal co</w:t>
-      </w:r>
-      <w:r>
-        <w:rPr>
-          <w:rFonts w:ascii="Times New Roman" w:hAnsi="Times New Roman" w:cs="Times New Roman"/>
-        </w:rPr>
-        <w:t>o</w:t>
-      </w:r>
-      <w:r>
-        <w:rPr>
-          <w:rFonts w:ascii="Times New Roman" w:hAnsi="Times New Roman" w:cs="Times New Roman"/>
-        </w:rPr>
-        <w:t xml:space="preserve">rdinates </w:t>
-      </w:r>
-      <w:r>
-        <w:rPr>
-          <w:rFonts w:ascii="Times New Roman" w:hAnsi="Times New Roman" w:cs="Times New Roman"/>
-        </w:rPr>
-        <w:t>in contrast to the alpha diversity metrics where it accounts for very little model weight. Combined</w:t>
+        <w:t>Combined</w:t>
       </w:r>
       <w:r>
         <w:rPr>
@@ -849,8 +863,37 @@
         <w:rPr>
           <w:rFonts w:ascii="Times New Roman" w:hAnsi="Times New Roman" w:cs="Times New Roman"/>
         </w:rPr>
-        <w:t xml:space="preserve"> panels illustrate the importance of the interaction effect for explaining patterns of beta diversity compared to alpha diversity. </w:t>
-      </w:r>
+        <w:t xml:space="preserve"> panels</w:t>
+      </w:r>
+      <w:r>
+        <w:rPr>
+          <w:rFonts w:ascii="Times New Roman" w:hAnsi="Times New Roman" w:cs="Times New Roman"/>
+        </w:rPr>
+        <w:t xml:space="preserve"> suggest that neopterin is associated with the relationship between temperature and beta diversity but not alpha diversity. </w:t>
+      </w:r>
+    </w:p>
+    <w:p>
+      <w:pPr>
+        <w:rPr>
+          <w:rFonts w:ascii="Times New Roman" w:hAnsi="Times New Roman" w:cs="Times New Roman"/>
+        </w:rPr>
+      </w:pPr>
+    </w:p>
+    <w:p>
+      <w:pPr>
+        <w:rPr>
+          <w:rFonts w:ascii="Times New Roman" w:hAnsi="Times New Roman" w:cs="Times New Roman"/>
+          <w:b/>
+          <w:bCs/>
+        </w:rPr>
+      </w:pPr>
+    </w:p>
+    <w:p>
+      <w:pPr>
+        <w:rPr>
+          <w:rFonts w:ascii="Times New Roman" w:hAnsi="Times New Roman" w:cs="Times New Roman"/>
+        </w:rPr>
+      </w:pPr>
     </w:p>
     <w:p>
       <w:pPr>
@@ -888,7 +931,7 @@
                     <pic:cNvPicPr/>
                   </pic:nvPicPr>
                   <pic:blipFill>
-                    <a:blip r:embed="rId8"/>
+                    <a:blip r:embed="rId12"/>
                     <a:stretch>
                       <a:fillRect/>
                     </a:stretch>
@@ -919,16 +962,14 @@
       <w:pPr>
         <w:rPr>
           <w:rFonts w:ascii="Times New Roman" w:hAnsi="Times New Roman" w:cs="Times New Roman"/>
+        </w:rPr>
+      </w:pPr>
+      <w:r>
+        <w:rPr>
+          <w:rFonts w:ascii="Times New Roman" w:hAnsi="Times New Roman" w:cs="Times New Roman"/>
           <w:b/>
           <w:bCs/>
         </w:rPr>
-      </w:pPr>
-      <w:r>
-        <w:rPr>
-          <w:rFonts w:ascii="Times New Roman" w:hAnsi="Times New Roman" w:cs="Times New Roman"/>
-          <w:b/>
-          <w:bCs/>
-        </w:rPr>
         <w:t>Fig 6:</w:t>
       </w:r>
       <w:r>
@@ -941,7 +982,19 @@
         <w:rPr>
           <w:rFonts w:ascii="Times New Roman" w:hAnsi="Times New Roman" w:cs="Times New Roman"/>
         </w:rPr>
-        <w:t>Model comparison results</w:t>
+        <w:t xml:space="preserve">Model comparison results evaluating if neopterin concentration is related to </w:t>
+      </w:r>
+      <w:r>
+        <w:rPr>
+          <w:rFonts w:ascii="Times New Roman" w:hAnsi="Times New Roman" w:cs="Times New Roman"/>
+        </w:rPr>
+        <w:t>taxa</w:t>
+      </w:r>
+      <w:r>
+        <w:rPr>
+          <w:rFonts w:ascii="Times New Roman" w:hAnsi="Times New Roman" w:cs="Times New Roman"/>
+        </w:rPr>
+        <w:t>-level microbiome response to temperature.</w:t>
       </w:r>
       <w:r>
         <w:rPr>
@@ -953,49 +1006,7 @@
         <w:rPr>
           <w:rFonts w:ascii="Times New Roman" w:hAnsi="Times New Roman" w:cs="Times New Roman"/>
         </w:rPr>
-        <w:t>evaluating if host immunity influences microbiome relationship with temperature</w:t>
-      </w:r>
-      <w:r>
-        <w:rPr>
-          <w:rFonts w:ascii="Times New Roman" w:hAnsi="Times New Roman" w:cs="Times New Roman"/>
-        </w:rPr>
-        <w:t xml:space="preserve"> for tax</w:t>
-      </w:r>
-      <w:r>
-        <w:rPr>
-          <w:rFonts w:ascii="Times New Roman" w:hAnsi="Times New Roman" w:cs="Times New Roman"/>
-        </w:rPr>
-        <w:t>a</w:t>
-      </w:r>
-      <w:r>
-        <w:rPr>
-          <w:rFonts w:ascii="Times New Roman" w:hAnsi="Times New Roman" w:cs="Times New Roman"/>
-        </w:rPr>
-        <w:t xml:space="preserve"> at the genus and family level</w:t>
-      </w:r>
-      <w:r>
-        <w:rPr>
-          <w:rFonts w:ascii="Times New Roman" w:hAnsi="Times New Roman" w:cs="Times New Roman"/>
-        </w:rPr>
-        <w:t>s</w:t>
-      </w:r>
-      <w:r>
-        <w:rPr>
-          <w:rFonts w:ascii="Times New Roman" w:hAnsi="Times New Roman" w:cs="Times New Roman"/>
-        </w:rPr>
-        <w:t xml:space="preserve">. Panel (A) </w:t>
-      </w:r>
-      <w:r>
-        <w:rPr>
-          <w:rFonts w:ascii="Times New Roman" w:hAnsi="Times New Roman" w:cs="Times New Roman"/>
-        </w:rPr>
-        <w:t>shows the coefficients for the interaction between temperature and neopterin across</w:t>
-      </w:r>
-      <w:r>
-        <w:rPr>
-          <w:rFonts w:ascii="Times New Roman" w:hAnsi="Times New Roman" w:cs="Times New Roman"/>
-        </w:rPr>
-        <w:t xml:space="preserve"> different taxa. </w:t>
+        <w:t xml:space="preserve">Panel (A) shows the coefficients for the interaction between temperature and neopterin across different taxa. </w:t>
       </w:r>
       <w:r>
         <w:rPr>
@@ -1031,72 +1042,47 @@
         <w:rPr>
           <w:rFonts w:ascii="Times New Roman" w:hAnsi="Times New Roman" w:cs="Times New Roman"/>
         </w:rPr>
-        <w:t>compares model weights between the interaction model (in purple) and the model that does not include the interaction effect (base model, in orange).</w:t>
-      </w:r>
-      <w:r>
-        <w:rPr>
-          <w:rFonts w:ascii="Times New Roman" w:hAnsi="Times New Roman" w:cs="Times New Roman"/>
-        </w:rPr>
-        <w:t xml:space="preserve"> The interaction model accounts for more than 50% of the model weight for all taxa. </w:t>
-      </w:r>
-    </w:p>
-    <w:p>
-      <w:pPr>
-        <w:rPr>
-          <w:rFonts w:ascii="Times New Roman" w:hAnsi="Times New Roman" w:cs="Times New Roman"/>
-        </w:rPr>
-      </w:pPr>
-    </w:p>
-    <w:p>
-      <w:pPr>
-        <w:rPr>
-          <w:rFonts w:ascii="Times New Roman" w:hAnsi="Times New Roman" w:cs="Times New Roman"/>
-        </w:rPr>
-      </w:pPr>
-    </w:p>
-    <w:p>
-      <w:pPr>
-        <w:rPr>
-          <w:rFonts w:ascii="Times New Roman" w:hAnsi="Times New Roman" w:cs="Times New Roman"/>
-        </w:rPr>
-      </w:pPr>
-    </w:p>
-    <w:p>
-      <w:pPr>
-        <w:rPr>
-          <w:rFonts w:ascii="Times New Roman" w:hAnsi="Times New Roman" w:cs="Times New Roman"/>
-        </w:rPr>
-      </w:pPr>
-    </w:p>
-    <w:p>
-      <w:pPr>
-        <w:rPr>
-          <w:rFonts w:ascii="Times New Roman" w:hAnsi="Times New Roman" w:cs="Times New Roman"/>
-        </w:rPr>
-      </w:pPr>
-      <w:r>
-        <w:rPr>
-          <w:rFonts w:ascii="Times New Roman" w:hAnsi="Times New Roman" w:cs="Times New Roman"/>
-          <w:b/>
-          <w:bCs/>
+        <w:t xml:space="preserve">compares model weights between the interaction model (in purple) and the model that does not include the interaction effect (base model, in orange). The interaction model accounts for more than 50% of the model weight for all taxa. </w:t>
+      </w:r>
+    </w:p>
+    <w:p>
+      <w:pPr>
+        <w:rPr>
+          <w:rFonts w:ascii="Times New Roman" w:hAnsi="Times New Roman" w:cs="Times New Roman"/>
+        </w:rPr>
+      </w:pPr>
+    </w:p>
+    <w:p>
+      <w:pPr>
+        <w:rPr>
+          <w:rFonts w:ascii="Times New Roman" w:hAnsi="Times New Roman" w:cs="Times New Roman"/>
+        </w:rPr>
+      </w:pPr>
+    </w:p>
+    <w:p>
+      <w:pPr>
+        <w:rPr>
+          <w:rFonts w:ascii="Times New Roman" w:hAnsi="Times New Roman" w:cs="Times New Roman"/>
+        </w:rPr>
+      </w:pPr>
+    </w:p>
+    <w:p>
+      <w:pPr>
+        <w:rPr>
+          <w:rFonts w:ascii="Times New Roman" w:hAnsi="Times New Roman" w:cs="Times New Roman"/>
+        </w:rPr>
+      </w:pPr>
+      <w:r>
+        <w:rPr>
+          <w:rFonts w:ascii="Times New Roman" w:hAnsi="Times New Roman" w:cs="Times New Roman"/>
           <w:noProof/>
-          <w:sz w:val="32"/>
-          <w:szCs w:val="32"/>
         </w:rPr>
         <w:lastRenderedPageBreak/>
         <w:drawing>
-          <wp:anchor distT="0" distB="0" distL="114300" distR="114300" simplePos="0" relativeHeight="251668480" behindDoc="0" locked="0" layoutInCell="1" allowOverlap="1" wp14:anchorId="69A5E43A" wp14:editId="7DCE246E">
-            <wp:simplePos x="0" y="0"/>
-            <wp:positionH relativeFrom="column">
-              <wp:posOffset>-75476</wp:posOffset>
-            </wp:positionH>
-            <wp:positionV relativeFrom="paragraph">
-              <wp:posOffset>502</wp:posOffset>
-            </wp:positionV>
-            <wp:extent cx="5943600" cy="4114800"/>
+          <wp:inline distT="0" distB="0" distL="0" distR="0" wp14:anchorId="3B831FAD" wp14:editId="244539DA">
+            <wp:extent cx="5943600" cy="5943600"/>
             <wp:effectExtent l="0" t="0" r="0" b="0"/>
-            <wp:wrapTopAndBottom/>
-            <wp:docPr id="6096302" name="Picture 18"/>
+            <wp:docPr id="1789057104" name="Picture 2"/>
             <wp:cNvGraphicFramePr>
               <a:graphicFrameLocks xmlns:a="http://schemas.openxmlformats.org/drawingml/2006/main" noChangeAspect="1"/>
             </wp:cNvGraphicFramePr>
@@ -1104,11 +1090,11 @@
               <a:graphicData uri="http://schemas.openxmlformats.org/drawingml/2006/picture">
                 <pic:pic xmlns:pic="http://schemas.openxmlformats.org/drawingml/2006/picture">
                   <pic:nvPicPr>
-                    <pic:cNvPr id="6096302" name="Picture 6096302"/>
+                    <pic:cNvPr id="1789057104" name="Picture 1789057104"/>
                     <pic:cNvPicPr/>
                   </pic:nvPicPr>
                   <pic:blipFill>
-                    <a:blip r:embed="rId9"/>
+                    <a:blip r:embed="rId13"/>
                     <a:stretch>
                       <a:fillRect/>
                     </a:stretch>
@@ -1116,7 +1102,308 @@
                   <pic:spPr>
                     <a:xfrm>
                       <a:off x="0" y="0"/>
-                      <a:ext cx="5943600" cy="4114800"/>
+                      <a:ext cx="5943600" cy="5943600"/>
+                    </a:xfrm>
+                    <a:prstGeom prst="rect">
+                      <a:avLst/>
+                    </a:prstGeom>
+                  </pic:spPr>
+                </pic:pic>
+              </a:graphicData>
+            </a:graphic>
+          </wp:inline>
+        </w:drawing>
+      </w:r>
+    </w:p>
+    <w:p>
+      <w:pPr>
+        <w:rPr>
+          <w:rFonts w:ascii="Times New Roman" w:hAnsi="Times New Roman" w:cs="Times New Roman"/>
+        </w:rPr>
+      </w:pPr>
+      <w:r>
+        <w:rPr>
+          <w:rFonts w:ascii="Times New Roman" w:hAnsi="Times New Roman" w:cs="Times New Roman"/>
+          <w:b/>
+          <w:bCs/>
+        </w:rPr>
+        <w:t>Fig 7</w:t>
+      </w:r>
+      <w:r>
+        <w:rPr>
+          <w:rFonts w:ascii="Times New Roman" w:hAnsi="Times New Roman" w:cs="Times New Roman"/>
+          <w:b/>
+          <w:bCs/>
+        </w:rPr>
+        <w:t>:</w:t>
+      </w:r>
+      <w:r>
+        <w:rPr>
+          <w:rFonts w:ascii="Times New Roman" w:hAnsi="Times New Roman" w:cs="Times New Roman"/>
+        </w:rPr>
+        <w:t xml:space="preserve"> Plotted model results of the interaction effect between temperature and neopterin for all taxa where that interaction model accounted for more than 50% of the model weight.</w:t>
+      </w:r>
+      <w:r>
+        <w:rPr>
+          <w:rFonts w:ascii="Times New Roman" w:hAnsi="Times New Roman" w:cs="Times New Roman"/>
+        </w:rPr>
+        <w:t xml:space="preserve"> </w:t>
+      </w:r>
+      <w:r>
+        <w:rPr>
+          <w:rFonts w:ascii="Times New Roman" w:hAnsi="Times New Roman" w:cs="Times New Roman"/>
+        </w:rPr>
+        <w:t xml:space="preserve">Colors represent individual taxa  The four columns represent four discrete ranges of neopterin concentrations increasing from left to right. </w:t>
+      </w:r>
+      <w:r>
+        <w:rPr>
+          <w:rFonts w:ascii="Times New Roman" w:hAnsi="Times New Roman" w:cs="Times New Roman"/>
+        </w:rPr>
+        <w:t>The rows represent the different type</w:t>
+      </w:r>
+      <w:r>
+        <w:rPr>
+          <w:rFonts w:ascii="Times New Roman" w:hAnsi="Times New Roman" w:cs="Times New Roman"/>
+        </w:rPr>
+        <w:t>s</w:t>
+      </w:r>
+      <w:r>
+        <w:rPr>
+          <w:rFonts w:ascii="Times New Roman" w:hAnsi="Times New Roman" w:cs="Times New Roman"/>
+        </w:rPr>
+        <w:t xml:space="preserve"> of effects</w:t>
+      </w:r>
+      <w:r>
+        <w:rPr>
+          <w:rFonts w:ascii="Times New Roman" w:hAnsi="Times New Roman" w:cs="Times New Roman"/>
+        </w:rPr>
+        <w:t>,</w:t>
+      </w:r>
+      <w:r>
+        <w:rPr>
+          <w:rFonts w:ascii="Times New Roman" w:hAnsi="Times New Roman" w:cs="Times New Roman"/>
+        </w:rPr>
+        <w:t xml:space="preserve"> including the negative amplifying effect </w:t>
+      </w:r>
+      <w:r>
+        <w:rPr>
+          <w:rFonts w:ascii="Times New Roman" w:hAnsi="Times New Roman" w:cs="Times New Roman"/>
+        </w:rPr>
+        <w:t xml:space="preserve">(Row </w:t>
+      </w:r>
+      <w:r>
+        <w:rPr>
+          <w:rFonts w:ascii="Times New Roman" w:hAnsi="Times New Roman" w:cs="Times New Roman"/>
+        </w:rPr>
+        <w:t>A)</w:t>
+      </w:r>
+      <w:r>
+        <w:rPr>
+          <w:rFonts w:ascii="Times New Roman" w:hAnsi="Times New Roman" w:cs="Times New Roman"/>
+        </w:rPr>
+        <w:t>,</w:t>
+      </w:r>
+      <w:r>
+        <w:rPr>
+          <w:rFonts w:ascii="Times New Roman" w:hAnsi="Times New Roman" w:cs="Times New Roman"/>
+        </w:rPr>
+        <w:t xml:space="preserve"> where a stronger negative relationship with temperature is </w:t>
+      </w:r>
+      <w:r>
+        <w:rPr>
+          <w:rFonts w:ascii="Times New Roman" w:hAnsi="Times New Roman" w:cs="Times New Roman"/>
+        </w:rPr>
+        <w:t>associated with high neopterin concentration</w:t>
+      </w:r>
+      <w:r>
+        <w:rPr>
+          <w:rFonts w:ascii="Times New Roman" w:hAnsi="Times New Roman" w:cs="Times New Roman"/>
+        </w:rPr>
+        <w:t>.</w:t>
+      </w:r>
+      <w:r>
+        <w:rPr>
+          <w:rFonts w:ascii="Times New Roman" w:hAnsi="Times New Roman" w:cs="Times New Roman"/>
+        </w:rPr>
+        <w:t xml:space="preserve"> </w:t>
+      </w:r>
+      <w:r>
+        <w:rPr>
+          <w:rFonts w:ascii="Times New Roman" w:hAnsi="Times New Roman" w:cs="Times New Roman"/>
+        </w:rPr>
+        <w:t>T</w:t>
+      </w:r>
+      <w:r>
+        <w:rPr>
+          <w:rFonts w:ascii="Times New Roman" w:hAnsi="Times New Roman" w:cs="Times New Roman"/>
+        </w:rPr>
+        <w:t xml:space="preserve">he positive amplifying effect </w:t>
+      </w:r>
+      <w:r>
+        <w:rPr>
+          <w:rFonts w:ascii="Times New Roman" w:hAnsi="Times New Roman" w:cs="Times New Roman"/>
+        </w:rPr>
+        <w:t>(</w:t>
+      </w:r>
+      <w:r>
+        <w:rPr>
+          <w:rFonts w:ascii="Times New Roman" w:hAnsi="Times New Roman" w:cs="Times New Roman"/>
+        </w:rPr>
+        <w:t>Row</w:t>
+      </w:r>
+      <w:r>
+        <w:rPr>
+          <w:rFonts w:ascii="Times New Roman" w:hAnsi="Times New Roman" w:cs="Times New Roman"/>
+        </w:rPr>
+        <w:t xml:space="preserve"> </w:t>
+      </w:r>
+      <w:r>
+        <w:rPr>
+          <w:rFonts w:ascii="Times New Roman" w:hAnsi="Times New Roman" w:cs="Times New Roman"/>
+        </w:rPr>
+        <w:t>B)</w:t>
+      </w:r>
+      <w:r>
+        <w:rPr>
+          <w:rFonts w:ascii="Times New Roman" w:hAnsi="Times New Roman" w:cs="Times New Roman"/>
+        </w:rPr>
+        <w:t>,</w:t>
+      </w:r>
+      <w:r>
+        <w:rPr>
+          <w:rFonts w:ascii="Times New Roman" w:hAnsi="Times New Roman" w:cs="Times New Roman"/>
+        </w:rPr>
+        <w:t xml:space="preserve"> where </w:t>
+      </w:r>
+      <w:r>
+        <w:rPr>
+          <w:rFonts w:ascii="Times New Roman" w:hAnsi="Times New Roman" w:cs="Times New Roman"/>
+        </w:rPr>
+        <w:t xml:space="preserve">a stronger </w:t>
+      </w:r>
+      <w:r>
+        <w:rPr>
+          <w:rFonts w:ascii="Times New Roman" w:hAnsi="Times New Roman" w:cs="Times New Roman"/>
+        </w:rPr>
+        <w:t>positive</w:t>
+      </w:r>
+      <w:r>
+        <w:rPr>
+          <w:rFonts w:ascii="Times New Roman" w:hAnsi="Times New Roman" w:cs="Times New Roman"/>
+        </w:rPr>
+        <w:t xml:space="preserve"> relationship with temperature is </w:t>
+      </w:r>
+      <w:r>
+        <w:rPr>
+          <w:rFonts w:ascii="Times New Roman" w:hAnsi="Times New Roman" w:cs="Times New Roman"/>
+        </w:rPr>
+        <w:t>associated with high neopterin concentration</w:t>
+      </w:r>
+      <w:r>
+        <w:rPr>
+          <w:rFonts w:ascii="Times New Roman" w:hAnsi="Times New Roman" w:cs="Times New Roman"/>
+        </w:rPr>
+        <w:t>,</w:t>
+      </w:r>
+      <w:r>
+        <w:rPr>
+          <w:rFonts w:ascii="Times New Roman" w:hAnsi="Times New Roman" w:cs="Times New Roman"/>
+        </w:rPr>
+        <w:t xml:space="preserve"> and </w:t>
+      </w:r>
+      <w:r>
+        <w:rPr>
+          <w:rFonts w:ascii="Times New Roman" w:hAnsi="Times New Roman" w:cs="Times New Roman"/>
+        </w:rPr>
+        <w:t>the reverse effect</w:t>
+      </w:r>
+      <w:r>
+        <w:rPr>
+          <w:rFonts w:ascii="Times New Roman" w:hAnsi="Times New Roman" w:cs="Times New Roman"/>
+        </w:rPr>
+        <w:t xml:space="preserve"> (</w:t>
+      </w:r>
+      <w:r>
+        <w:rPr>
+          <w:rFonts w:ascii="Times New Roman" w:hAnsi="Times New Roman" w:cs="Times New Roman"/>
+        </w:rPr>
+        <w:t xml:space="preserve">Row </w:t>
+      </w:r>
+      <w:r>
+        <w:rPr>
+          <w:rFonts w:ascii="Times New Roman" w:hAnsi="Times New Roman" w:cs="Times New Roman"/>
+        </w:rPr>
+        <w:t>C)</w:t>
+      </w:r>
+      <w:r>
+        <w:rPr>
+          <w:rFonts w:ascii="Times New Roman" w:hAnsi="Times New Roman" w:cs="Times New Roman"/>
+        </w:rPr>
+        <w:t>,</w:t>
+      </w:r>
+      <w:r>
+        <w:rPr>
+          <w:rFonts w:ascii="Times New Roman" w:hAnsi="Times New Roman" w:cs="Times New Roman"/>
+        </w:rPr>
+        <w:t xml:space="preserve"> where </w:t>
+      </w:r>
+      <w:r>
+        <w:rPr>
+          <w:rFonts w:ascii="Times New Roman" w:hAnsi="Times New Roman" w:cs="Times New Roman"/>
+        </w:rPr>
+        <w:t>a negative relationship with temperature is associated with low neopterin concentration while a positive relationship is associated with high neopterin.</w:t>
+      </w:r>
+    </w:p>
+    <w:p>
+      <w:pPr>
+        <w:jc w:val="center"/>
+        <w:rPr>
+          <w:rFonts w:ascii="Times New Roman" w:hAnsi="Times New Roman" w:cs="Times New Roman"/>
+          <w:sz w:val="32"/>
+          <w:szCs w:val="32"/>
+        </w:rPr>
+      </w:pPr>
+      <w:r>
+        <w:rPr>
+          <w:rFonts w:ascii="Times New Roman" w:hAnsi="Times New Roman" w:cs="Times New Roman"/>
+          <w:noProof/>
+          <w:sz w:val="32"/>
+          <w:szCs w:val="32"/>
+        </w:rPr>
+        <w:lastRenderedPageBreak/>
+        <w:drawing>
+          <wp:anchor distT="0" distB="0" distL="114300" distR="114300" simplePos="0" relativeHeight="251668480" behindDoc="0" locked="0" layoutInCell="1" allowOverlap="1" wp14:anchorId="3EA74D6B" wp14:editId="73B1F80F">
+            <wp:simplePos x="0" y="0"/>
+            <wp:positionH relativeFrom="column">
+              <wp:posOffset>228600</wp:posOffset>
+            </wp:positionH>
+            <wp:positionV relativeFrom="paragraph">
+              <wp:posOffset>373380</wp:posOffset>
+            </wp:positionV>
+            <wp:extent cx="4089400" cy="2726055"/>
+            <wp:effectExtent l="0" t="0" r="0" b="0"/>
+            <wp:wrapTopAndBottom/>
+            <wp:docPr id="1607655195" name="Picture 6"/>
+            <wp:cNvGraphicFramePr>
+              <a:graphicFrameLocks xmlns:a="http://schemas.openxmlformats.org/drawingml/2006/main" noChangeAspect="1"/>
+            </wp:cNvGraphicFramePr>
+            <a:graphic xmlns:a="http://schemas.openxmlformats.org/drawingml/2006/main">
+              <a:graphicData uri="http://schemas.openxmlformats.org/drawingml/2006/picture">
+                <pic:pic xmlns:pic="http://schemas.openxmlformats.org/drawingml/2006/picture">
+                  <pic:nvPicPr>
+                    <pic:cNvPr id="1607655195" name="Picture 1607655195"/>
+                    <pic:cNvPicPr/>
+                  </pic:nvPicPr>
+                  <pic:blipFill>
+                    <a:blip r:embed="rId14"/>
+                    <a:stretch>
+                      <a:fillRect/>
+                    </a:stretch>
+                  </pic:blipFill>
+                  <pic:spPr>
+                    <a:xfrm>
+                      <a:off x="0" y="0"/>
+                      <a:ext cx="4089400" cy="2726055"/>
                     </a:xfrm>
                     <a:prstGeom prst="rect">
                       <a:avLst/>
@@ -1137,125 +1424,153 @@
       <w:r>
         <w:rPr>
           <w:rFonts w:ascii="Times New Roman" w:hAnsi="Times New Roman" w:cs="Times New Roman"/>
+          <w:sz w:val="32"/>
+          <w:szCs w:val="32"/>
+        </w:rPr>
+        <w:t>Supplementary figures</w:t>
+      </w:r>
+    </w:p>
+    <w:p>
+      <w:pPr>
+        <w:jc w:val="center"/>
+        <w:rPr>
+          <w:rFonts w:ascii="Times New Roman" w:hAnsi="Times New Roman" w:cs="Times New Roman"/>
+          <w:sz w:val="32"/>
+          <w:szCs w:val="32"/>
+        </w:rPr>
+      </w:pPr>
+    </w:p>
+    <w:p>
+      <w:pPr>
+        <w:rPr>
+          <w:rFonts w:ascii="Times New Roman" w:hAnsi="Times New Roman" w:cs="Times New Roman"/>
+          <w:sz w:val="32"/>
+          <w:szCs w:val="32"/>
+        </w:rPr>
+      </w:pPr>
+      <w:r>
+        <w:rPr>
+          <w:rFonts w:ascii="Times New Roman" w:hAnsi="Times New Roman" w:cs="Times New Roman"/>
+          <w:noProof/>
+        </w:rPr>
+        <w:drawing>
+          <wp:anchor distT="0" distB="0" distL="114300" distR="114300" simplePos="0" relativeHeight="251670528" behindDoc="0" locked="0" layoutInCell="1" allowOverlap="1" wp14:anchorId="47392968" wp14:editId="454BB62A">
+            <wp:simplePos x="0" y="0"/>
+            <wp:positionH relativeFrom="column">
+              <wp:posOffset>-27305</wp:posOffset>
+            </wp:positionH>
+            <wp:positionV relativeFrom="paragraph">
+              <wp:posOffset>870585</wp:posOffset>
+            </wp:positionV>
+            <wp:extent cx="2922905" cy="2922905"/>
+            <wp:effectExtent l="0" t="0" r="0" b="0"/>
+            <wp:wrapTopAndBottom/>
+            <wp:docPr id="1433367825" name="Picture 3"/>
+            <wp:cNvGraphicFramePr>
+              <a:graphicFrameLocks xmlns:a="http://schemas.openxmlformats.org/drawingml/2006/main" noChangeAspect="1"/>
+            </wp:cNvGraphicFramePr>
+            <a:graphic xmlns:a="http://schemas.openxmlformats.org/drawingml/2006/main">
+              <a:graphicData uri="http://schemas.openxmlformats.org/drawingml/2006/picture">
+                <pic:pic xmlns:pic="http://schemas.openxmlformats.org/drawingml/2006/picture">
+                  <pic:nvPicPr>
+                    <pic:cNvPr id="953267083" name="Picture 953267083"/>
+                    <pic:cNvPicPr/>
+                  </pic:nvPicPr>
+                  <pic:blipFill>
+                    <a:blip r:embed="rId15"/>
+                    <a:stretch>
+                      <a:fillRect/>
+                    </a:stretch>
+                  </pic:blipFill>
+                  <pic:spPr>
+                    <a:xfrm>
+                      <a:off x="0" y="0"/>
+                      <a:ext cx="2922905" cy="2922905"/>
+                    </a:xfrm>
+                    <a:prstGeom prst="rect">
+                      <a:avLst/>
+                    </a:prstGeom>
+                  </pic:spPr>
+                </pic:pic>
+              </a:graphicData>
+            </a:graphic>
+            <wp14:sizeRelH relativeFrom="page">
+              <wp14:pctWidth>0</wp14:pctWidth>
+            </wp14:sizeRelH>
+            <wp14:sizeRelV relativeFrom="page">
+              <wp14:pctHeight>0</wp14:pctHeight>
+            </wp14:sizeRelV>
+          </wp:anchor>
+        </w:drawing>
+      </w:r>
+      <w:r>
+        <w:rPr>
+          <w:rFonts w:ascii="Times New Roman" w:hAnsi="Times New Roman" w:cs="Times New Roman"/>
           <w:b/>
           <w:bCs/>
         </w:rPr>
-        <w:t>Fig 7</w:t>
-      </w:r>
+        <w:t>Fig 1S:</w:t>
+      </w:r>
+      <w:r>
+        <w:rPr>
+          <w:rFonts w:ascii="Times New Roman" w:hAnsi="Times New Roman" w:cs="Times New Roman"/>
+        </w:rPr>
+        <w:t xml:space="preserve"> </w:t>
+      </w:r>
+      <w:r>
+        <w:rPr>
+          <w:rFonts w:ascii="Times New Roman" w:hAnsi="Times New Roman" w:cs="Times New Roman"/>
+        </w:rPr>
+        <w:t>Prevalence of ASVs plotted as total abundance versus the number of samples each ASV appears in. The dashed line at 1.39 marks the 0.5% prevalence threshold used to filter out rare ASVs. ASVs present in at least two samples were retained for downstream analysis.</w:t>
+      </w:r>
+    </w:p>
+    <w:p>
+      <w:pPr>
+        <w:rPr>
+          <w:rFonts w:ascii="Times New Roman" w:hAnsi="Times New Roman" w:cs="Times New Roman"/>
+        </w:rPr>
+      </w:pPr>
       <w:r>
         <w:rPr>
           <w:rFonts w:ascii="Times New Roman" w:hAnsi="Times New Roman" w:cs="Times New Roman"/>
           <w:b/>
           <w:bCs/>
         </w:rPr>
-        <w:t>:</w:t>
-      </w:r>
-      <w:r>
-        <w:rPr>
-          <w:rFonts w:ascii="Times New Roman" w:hAnsi="Times New Roman" w:cs="Times New Roman"/>
-        </w:rPr>
-        <w:t xml:space="preserve"> Plotted model results of the interaction effect between temperature and neopterin for all taxa where that interaction model accounted for more than 50% of the model weight.</w:t>
-      </w:r>
-      <w:r>
-        <w:rPr>
-          <w:rFonts w:ascii="Times New Roman" w:hAnsi="Times New Roman" w:cs="Times New Roman"/>
-        </w:rPr>
-        <w:t xml:space="preserve"> </w:t>
-      </w:r>
-      <w:r>
-        <w:rPr>
-          <w:rFonts w:ascii="Times New Roman" w:hAnsi="Times New Roman" w:cs="Times New Roman"/>
-        </w:rPr>
-        <w:t>Colors represent individual taxa</w:t>
-      </w:r>
-      <w:r>
-        <w:rPr>
-          <w:rFonts w:ascii="Times New Roman" w:hAnsi="Times New Roman" w:cs="Times New Roman"/>
-        </w:rPr>
-        <w:t xml:space="preserve">  The four columns represent four different neopterin discrete ranges of neopterin concentrations with concentration increasing from left to right. Row (A) shows the taxa for which neopterin has a positive, amplifying effect on the relationship between abundance and temperature. </w:t>
-      </w:r>
-      <w:r>
-        <w:rPr>
-          <w:rFonts w:ascii="Times New Roman" w:hAnsi="Times New Roman" w:cs="Times New Roman"/>
-        </w:rPr>
-        <w:t xml:space="preserve">Row (B) shows the taxa for which neopterin has a reverse effect on the relationship between abundance and temperature. Row (C) shows the taxa for which neopterin has a negative amplifying effect on the relationship between abundance and temperature. </w:t>
-      </w:r>
-    </w:p>
-    <w:p>
-      <w:pPr>
-        <w:rPr>
-          <w:rFonts w:ascii="Times New Roman" w:hAnsi="Times New Roman" w:cs="Times New Roman"/>
-          <w:sz w:val="32"/>
-          <w:szCs w:val="32"/>
-        </w:rPr>
-      </w:pPr>
-    </w:p>
-    <w:p>
-      <w:pPr>
-        <w:jc w:val="center"/>
-        <w:rPr>
-          <w:rFonts w:ascii="Times New Roman" w:hAnsi="Times New Roman" w:cs="Times New Roman"/>
-          <w:sz w:val="32"/>
-          <w:szCs w:val="32"/>
-        </w:rPr>
-      </w:pPr>
-    </w:p>
-    <w:p>
-      <w:pPr>
-        <w:jc w:val="center"/>
-        <w:rPr>
-          <w:rFonts w:ascii="Times New Roman" w:hAnsi="Times New Roman" w:cs="Times New Roman"/>
-          <w:sz w:val="32"/>
-          <w:szCs w:val="32"/>
-        </w:rPr>
-      </w:pPr>
-    </w:p>
-    <w:p>
-      <w:pPr>
-        <w:jc w:val="center"/>
-        <w:rPr>
-          <w:rFonts w:ascii="Times New Roman" w:hAnsi="Times New Roman" w:cs="Times New Roman"/>
-          <w:sz w:val="32"/>
-          <w:szCs w:val="32"/>
-        </w:rPr>
-      </w:pPr>
-    </w:p>
-    <w:p>
-      <w:pPr>
-        <w:jc w:val="center"/>
-        <w:rPr>
-          <w:rFonts w:ascii="Times New Roman" w:hAnsi="Times New Roman" w:cs="Times New Roman"/>
-          <w:sz w:val="32"/>
-          <w:szCs w:val="32"/>
-        </w:rPr>
-      </w:pPr>
-    </w:p>
-    <w:p>
-      <w:pPr>
-        <w:rPr>
-          <w:rFonts w:ascii="Times New Roman" w:hAnsi="Times New Roman" w:cs="Times New Roman"/>
-          <w:sz w:val="32"/>
-          <w:szCs w:val="32"/>
-        </w:rPr>
-      </w:pPr>
-    </w:p>
-    <w:p>
-      <w:pPr>
-        <w:jc w:val="center"/>
-        <w:rPr>
-          <w:rFonts w:ascii="Times New Roman" w:hAnsi="Times New Roman" w:cs="Times New Roman"/>
-          <w:sz w:val="32"/>
-          <w:szCs w:val="32"/>
-        </w:rPr>
-      </w:pPr>
-      <w:r>
-        <w:rPr>
-          <w:rFonts w:ascii="Times New Roman" w:hAnsi="Times New Roman" w:cs="Times New Roman"/>
-          <w:sz w:val="32"/>
-          <w:szCs w:val="32"/>
-        </w:rPr>
-        <w:lastRenderedPageBreak/>
-        <w:t>Supplementary figures</w:t>
+        <w:t xml:space="preserve">Fig </w:t>
+      </w:r>
+      <w:r>
+        <w:rPr>
+          <w:rFonts w:ascii="Times New Roman" w:hAnsi="Times New Roman" w:cs="Times New Roman"/>
+          <w:b/>
+          <w:bCs/>
+        </w:rPr>
+        <w:t>2</w:t>
+      </w:r>
+      <w:r>
+        <w:rPr>
+          <w:rFonts w:ascii="Times New Roman" w:hAnsi="Times New Roman" w:cs="Times New Roman"/>
+          <w:b/>
+          <w:bCs/>
+        </w:rPr>
+        <w:t>S:</w:t>
+      </w:r>
+      <w:r>
+        <w:rPr>
+          <w:rFonts w:ascii="Times New Roman" w:hAnsi="Times New Roman" w:cs="Times New Roman"/>
+        </w:rPr>
+        <w:t xml:space="preserve"> Scatter plot of the count of fruit feeding observations two weeks before sample collection and its relationship with temperature. </w:t>
+      </w:r>
+      <w:r>
+        <w:rPr>
+          <w:rFonts w:ascii="Times New Roman" w:hAnsi="Times New Roman" w:cs="Times New Roman"/>
+        </w:rPr>
+        <w:t xml:space="preserve">The plot demonstrates </w:t>
+      </w:r>
+      <w:r>
+        <w:rPr>
+          <w:rFonts w:ascii="Times New Roman" w:hAnsi="Times New Roman" w:cs="Times New Roman"/>
+        </w:rPr>
+        <w:t xml:space="preserve">a clear positive relationship where fruit consumption increases with rising temperatures. </w:t>
       </w:r>
     </w:p>
     <w:p>
@@ -1271,6 +1586,7 @@
           <w:sz w:val="32"/>
           <w:szCs w:val="32"/>
         </w:rPr>
+        <w:lastRenderedPageBreak/>
         <w:drawing>
           <wp:anchor distT="0" distB="0" distL="114300" distR="114300" simplePos="0" relativeHeight="251658240" behindDoc="0" locked="0" layoutInCell="1" allowOverlap="1" wp14:anchorId="275D7A30" wp14:editId="409D5552">
             <wp:simplePos x="0" y="0"/>
@@ -1295,7 +1611,7 @@
                     <pic:cNvPicPr/>
                   </pic:nvPicPr>
                   <pic:blipFill>
-                    <a:blip r:embed="rId10"/>
+                    <a:blip r:embed="rId16"/>
                     <a:stretch>
                       <a:fillRect/>
                     </a:stretch>
@@ -1334,102 +1650,15 @@
           <w:b/>
           <w:bCs/>
         </w:rPr>
-        <w:t>Fig 1S:</w:t>
-      </w:r>
-      <w:r>
-        <w:rPr>
-          <w:rFonts w:ascii="Times New Roman" w:hAnsi="Times New Roman" w:cs="Times New Roman"/>
-        </w:rPr>
-        <w:t xml:space="preserve"> </w:t>
-      </w:r>
-      <w:r>
-        <w:rPr>
-          <w:rFonts w:ascii="Times New Roman" w:hAnsi="Times New Roman" w:cs="Times New Roman"/>
-        </w:rPr>
-        <w:t xml:space="preserve">Visualization of the eigenvalues for each principal component in descending order. Principal components 1 through 4 were used for analysis, as the eigenvalues level off beyond </w:t>
-      </w:r>
-      <w:r>
-        <w:rPr>
-          <w:rFonts w:ascii="Times New Roman" w:hAnsi="Times New Roman" w:cs="Times New Roman"/>
-        </w:rPr>
-        <w:t xml:space="preserve">principal component 4. </w:t>
-      </w:r>
-    </w:p>
-    <w:p>
-      <w:pPr>
-        <w:rPr>
-          <w:rFonts w:ascii="Times New Roman" w:hAnsi="Times New Roman" w:cs="Times New Roman"/>
-        </w:rPr>
-      </w:pPr>
-      <w:r>
-        <w:rPr>
-          <w:rFonts w:ascii="Times New Roman" w:hAnsi="Times New Roman" w:cs="Times New Roman"/>
-          <w:noProof/>
-        </w:rPr>
-        <w:drawing>
-          <wp:anchor distT="0" distB="0" distL="114300" distR="114300" simplePos="0" relativeHeight="251659264" behindDoc="0" locked="0" layoutInCell="1" allowOverlap="1" wp14:anchorId="66C82E15" wp14:editId="7884F4A7">
-            <wp:simplePos x="0" y="0"/>
-            <wp:positionH relativeFrom="column">
-              <wp:posOffset>0</wp:posOffset>
-            </wp:positionH>
-            <wp:positionV relativeFrom="paragraph">
-              <wp:posOffset>398020</wp:posOffset>
-            </wp:positionV>
-            <wp:extent cx="2922905" cy="2922905"/>
-            <wp:effectExtent l="0" t="0" r="0" b="0"/>
-            <wp:wrapTopAndBottom/>
-            <wp:docPr id="953267083" name="Picture 3"/>
-            <wp:cNvGraphicFramePr>
-              <a:graphicFrameLocks xmlns:a="http://schemas.openxmlformats.org/drawingml/2006/main" noChangeAspect="1"/>
-            </wp:cNvGraphicFramePr>
-            <a:graphic xmlns:a="http://schemas.openxmlformats.org/drawingml/2006/main">
-              <a:graphicData uri="http://schemas.openxmlformats.org/drawingml/2006/picture">
-                <pic:pic xmlns:pic="http://schemas.openxmlformats.org/drawingml/2006/picture">
-                  <pic:nvPicPr>
-                    <pic:cNvPr id="953267083" name="Picture 953267083"/>
-                    <pic:cNvPicPr/>
-                  </pic:nvPicPr>
-                  <pic:blipFill>
-                    <a:blip r:embed="rId11"/>
-                    <a:stretch>
-                      <a:fillRect/>
-                    </a:stretch>
-                  </pic:blipFill>
-                  <pic:spPr>
-                    <a:xfrm>
-                      <a:off x="0" y="0"/>
-                      <a:ext cx="2922905" cy="2922905"/>
-                    </a:xfrm>
-                    <a:prstGeom prst="rect">
-                      <a:avLst/>
-                    </a:prstGeom>
-                  </pic:spPr>
-                </pic:pic>
-              </a:graphicData>
-            </a:graphic>
-            <wp14:sizeRelH relativeFrom="page">
-              <wp14:pctWidth>0</wp14:pctWidth>
-            </wp14:sizeRelH>
-            <wp14:sizeRelV relativeFrom="page">
-              <wp14:pctHeight>0</wp14:pctHeight>
-            </wp14:sizeRelV>
-          </wp:anchor>
-        </w:drawing>
-      </w:r>
-    </w:p>
-    <w:p>
-      <w:pPr>
-        <w:rPr>
-          <w:rFonts w:ascii="Times New Roman" w:hAnsi="Times New Roman" w:cs="Times New Roman"/>
-        </w:rPr>
-      </w:pPr>
+        <w:t xml:space="preserve">Fig </w:t>
+      </w:r>
       <w:r>
         <w:rPr>
           <w:rFonts w:ascii="Times New Roman" w:hAnsi="Times New Roman" w:cs="Times New Roman"/>
           <w:b/>
           <w:bCs/>
         </w:rPr>
-        <w:t xml:space="preserve">Fig </w:t>
+        <w:t>3</w:t>
       </w:r>
       <w:r>
         <w:rPr>
@@ -1437,14 +1666,6 @@
           <w:b/>
           <w:bCs/>
         </w:rPr>
-        <w:t>2</w:t>
-      </w:r>
-      <w:r>
-        <w:rPr>
-          <w:rFonts w:ascii="Times New Roman" w:hAnsi="Times New Roman" w:cs="Times New Roman"/>
-          <w:b/>
-          <w:bCs/>
-        </w:rPr>
         <w:t>S:</w:t>
       </w:r>
       <w:r>
@@ -1457,19 +1678,13 @@
         <w:rPr>
           <w:rFonts w:ascii="Times New Roman" w:hAnsi="Times New Roman" w:cs="Times New Roman"/>
         </w:rPr>
-        <w:t xml:space="preserve">Scatter plot of the count of fruit feeding observations two weeks before sample collection and its relationship with temperature. </w:t>
-      </w:r>
-      <w:r>
-        <w:rPr>
-          <w:rFonts w:ascii="Times New Roman" w:hAnsi="Times New Roman" w:cs="Times New Roman"/>
-        </w:rPr>
-        <w:t xml:space="preserve">The plot demonstrates </w:t>
-      </w:r>
-      <w:r>
-        <w:rPr>
-          <w:rFonts w:ascii="Times New Roman" w:hAnsi="Times New Roman" w:cs="Times New Roman"/>
-        </w:rPr>
-        <w:t xml:space="preserve">a clear positive relationship where fruit consumption increases with rising temperatures. </w:t>
+        <w:t xml:space="preserve">Visualization of the eigenvalues for each principal component in descending order. Principal components 1 through 4 were used for analysis, as the eigenvalues level off beyond </w:t>
+      </w:r>
+      <w:r>
+        <w:rPr>
+          <w:rFonts w:ascii="Times New Roman" w:hAnsi="Times New Roman" w:cs="Times New Roman"/>
+        </w:rPr>
+        <w:t xml:space="preserve">principal component 4. </w:t>
       </w:r>
     </w:p>
     <w:p>
@@ -1485,7 +1700,7 @@
         </w:rPr>
         <w:lastRenderedPageBreak/>
         <w:drawing>
-          <wp:anchor distT="0" distB="0" distL="114300" distR="114300" simplePos="0" relativeHeight="251662336" behindDoc="0" locked="0" layoutInCell="1" allowOverlap="1" wp14:anchorId="0A7AAB47" wp14:editId="2C03419D">
+          <wp:anchor distT="0" distB="0" distL="114300" distR="114300" simplePos="0" relativeHeight="251662336" behindDoc="0" locked="0" layoutInCell="1" allowOverlap="1" wp14:anchorId="0A7AAB47" wp14:editId="6C777313">
             <wp:simplePos x="0" y="0"/>
             <wp:positionH relativeFrom="column">
               <wp:posOffset>271</wp:posOffset>
@@ -1508,7 +1723,7 @@
                     <pic:cNvPicPr/>
                   </pic:nvPicPr>
                   <pic:blipFill rotWithShape="1">
-                    <a:blip r:embed="rId12"/>
+                    <a:blip r:embed="rId17"/>
                     <a:srcRect b="6091"/>
                     <a:stretch/>
                   </pic:blipFill>
@@ -1547,7 +1762,7 @@
           <w:noProof/>
         </w:rPr>
         <w:drawing>
-          <wp:anchor distT="0" distB="0" distL="114300" distR="114300" simplePos="0" relativeHeight="251661312" behindDoc="0" locked="0" layoutInCell="1" allowOverlap="1" wp14:anchorId="4349862B" wp14:editId="02D78314">
+          <wp:anchor distT="0" distB="0" distL="114300" distR="114300" simplePos="0" relativeHeight="251661312" behindDoc="0" locked="0" layoutInCell="1" allowOverlap="1" wp14:anchorId="4349862B" wp14:editId="6DF11202">
             <wp:simplePos x="0" y="0"/>
             <wp:positionH relativeFrom="column">
               <wp:posOffset>0</wp:posOffset>
@@ -1570,7 +1785,7 @@
                     <pic:cNvPicPr/>
                   </pic:nvPicPr>
                   <pic:blipFill>
-                    <a:blip r:embed="rId13"/>
+                    <a:blip r:embed="rId18"/>
                     <a:stretch>
                       <a:fillRect/>
                     </a:stretch>
@@ -1610,7 +1825,7 @@
           <w:b/>
           <w:bCs/>
         </w:rPr>
-        <w:t>3</w:t>
+        <w:t>4</w:t>
       </w:r>
       <w:r>
         <w:rPr>
@@ -1697,7 +1912,7 @@
           <w:b/>
           <w:bCs/>
         </w:rPr>
-        <w:t>4</w:t>
+        <w:t>5</w:t>
       </w:r>
       <w:r>
         <w:rPr>
@@ -1782,6 +1997,55 @@
     </w:sectPr>
   </w:body>
 </w:document>
+</file>
+
+<file path=word/comments.xml><?xml version="1.0" encoding="utf-8"?>
+<w:comments xmlns:wpc="http://schemas.microsoft.com/office/word/2010/wordprocessingCanvas" xmlns:cx="http://schemas.microsoft.com/office/drawing/2014/chartex" xmlns:cx1="http://schemas.microsoft.com/office/drawing/2015/9/8/chartex" xmlns:cx2="http://schemas.microsoft.com/office/drawing/2015/10/21/chartex" xmlns:cx3="http://schemas.microsoft.com/office/drawing/2016/5/9/chartex" xmlns:cx4="http://schemas.microsoft.com/office/drawing/2016/5/10/chartex" xmlns:cx5="http://schemas.microsoft.com/office/drawing/2016/5/11/chartex" xmlns:cx6="http://schemas.microsoft.com/office/drawing/2016/5/12/chartex" xmlns:cx7="http://schemas.microsoft.com/office/drawing/2016/5/13/chartex" xmlns:cx8="http://schemas.microsoft.com/office/drawing/2016/5/14/chartex" xmlns:mc="http://schemas.openxmlformats.org/markup-compatibility/2006" xmlns:aink="http://schemas.microsoft.com/office/drawing/2016/ink" xmlns:am3d="http://schemas.microsoft.com/office/drawing/2017/model3d" xmlns:o="urn:schemas-microsoft-com:office:office" xmlns:oel="http://schemas.microsoft.com/office/2019/extlst" xmlns:r="http://schemas.openxmlformats.org/officeDocument/2006/relationships" xmlns:m="http://schemas.openxmlformats.org/officeDocument/2006/math" xmlns:v="urn:schemas-microsoft-com:vml" xmlns:wp14="http://schemas.microsoft.com/office/word/2010/wordprocessingDrawing" xmlns:wp="http://schemas.openxmlformats.org/drawingml/2006/wordprocessingDrawing" xmlns:w10="urn:schemas-microsoft-com:office:word" xmlns:w="http://schemas.openxmlformats.org/wordprocessingml/2006/main" xmlns:w14="http://schemas.microsoft.com/office/word/2010/wordml" xmlns:w15="http://schemas.microsoft.com/office/word/2012/wordml" xmlns:w16cex="http://schemas.microsoft.com/office/word/2018/wordml/cex" xmlns:w16cid="http://schemas.microsoft.com/office/word/2016/wordml/cid" xmlns:w16="http://schemas.microsoft.com/office/word/2018/wordml" xmlns:w16du="http://schemas.microsoft.com/office/word/2023/wordml/word16du" xmlns:w16sdtdh="http://schemas.microsoft.com/office/word/2020/wordml/sdtdatahash" xmlns:w16sdtfl="http://schemas.microsoft.com/office/word/2024/wordml/sdtformatlock" xmlns:w16se="http://schemas.microsoft.com/office/word/2015/wordml/symex" xmlns:wpg="http://schemas.microsoft.com/office/word/2010/wordprocessingGroup" xmlns:wpi="http://schemas.microsoft.com/office/word/2010/wordprocessingInk" xmlns:wne="http://schemas.microsoft.com/office/word/2006/wordml" xmlns:wps="http://schemas.microsoft.com/office/word/2010/wordprocessingShape" mc:Ignorable="w14 w15 w16se w16cid w16 w16cex w16sdtdh w16sdtfl w16du wp14">
+  <w:comment w:id="0" w:author="Lucore, Jordan" w:date="2025-04-04T13:41:00Z" w:initials="JL">
+    <w:p>
+      <w:r>
+        <w:rPr>
+          <w:rStyle w:val="CommentReference"/>
+        </w:rPr>
+        <w:annotationRef/>
+      </w:r>
+      <w:r>
+        <w:rPr>
+          <w:color w:val="000000"/>
+          <w:sz w:val="20"/>
+          <w:szCs w:val="20"/>
+        </w:rPr>
+        <w:t>Still in the works</w:t>
+      </w:r>
+    </w:p>
+  </w:comment>
+</w:comments>
+</file>
+
+<file path=word/commentsExtended.xml><?xml version="1.0" encoding="utf-8"?>
+<w15:commentsEx xmlns:wpc="http://schemas.microsoft.com/office/word/2010/wordprocessingCanvas" xmlns:cx="http://schemas.microsoft.com/office/drawing/2014/chartex" xmlns:cx1="http://schemas.microsoft.com/office/drawing/2015/9/8/chartex" xmlns:cx2="http://schemas.microsoft.com/office/drawing/2015/10/21/chartex" xmlns:cx3="http://schemas.microsoft.com/office/drawing/2016/5/9/chartex" xmlns:cx4="http://schemas.microsoft.com/office/drawing/2016/5/10/chartex" xmlns:cx5="http://schemas.microsoft.com/office/drawing/2016/5/11/chartex" xmlns:cx6="http://schemas.microsoft.com/office/drawing/2016/5/12/chartex" xmlns:cx7="http://schemas.microsoft.com/office/drawing/2016/5/13/chartex" xmlns:cx8="http://schemas.microsoft.com/office/drawing/2016/5/14/chartex" xmlns:mc="http://schemas.openxmlformats.org/markup-compatibility/2006" xmlns:aink="http://schemas.microsoft.com/office/drawing/2016/ink" xmlns:am3d="http://schemas.microsoft.com/office/drawing/2017/model3d" xmlns:o="urn:schemas-microsoft-com:office:office" xmlns:oel="http://schemas.microsoft.com/office/2019/extlst" xmlns:r="http://schemas.openxmlformats.org/officeDocument/2006/relationships" xmlns:m="http://schemas.openxmlformats.org/officeDocument/2006/math" xmlns:v="urn:schemas-microsoft-com:vml" xmlns:wp14="http://schemas.microsoft.com/office/word/2010/wordprocessingDrawing" xmlns:wp="http://schemas.openxmlformats.org/drawingml/2006/wordprocessingDrawing" xmlns:w10="urn:schemas-microsoft-com:office:word" xmlns:w="http://schemas.openxmlformats.org/wordprocessingml/2006/main" xmlns:w14="http://schemas.microsoft.com/office/word/2010/wordml" xmlns:w15="http://schemas.microsoft.com/office/word/2012/wordml" xmlns:w16cex="http://schemas.microsoft.com/office/word/2018/wordml/cex" xmlns:w16cid="http://schemas.microsoft.com/office/word/2016/wordml/cid" xmlns:w16="http://schemas.microsoft.com/office/word/2018/wordml" xmlns:w16du="http://schemas.microsoft.com/office/word/2023/wordml/word16du" xmlns:w16sdtdh="http://schemas.microsoft.com/office/word/2020/wordml/sdtdatahash" xmlns:w16sdtfl="http://schemas.microsoft.com/office/word/2024/wordml/sdtformatlock" xmlns:w16se="http://schemas.microsoft.com/office/word/2015/wordml/symex" xmlns:wpg="http://schemas.microsoft.com/office/word/2010/wordprocessingGroup" xmlns:wpi="http://schemas.microsoft.com/office/word/2010/wordprocessingInk" xmlns:wne="http://schemas.microsoft.com/office/word/2006/wordml" xmlns:wps="http://schemas.microsoft.com/office/word/2010/wordprocessingShape" mc:Ignorable="w14 w15 w16se w16cid w16 w16cex w16sdtdh w16sdtfl w16du wp14">
+  <w15:commentEx w15:paraId="0C78E5BE" w15:done="0"/>
+</w15:commentsEx>
+</file>
+
+<file path=word/commentsExtensible.xml><?xml version="1.0" encoding="utf-8"?>
+<w16cex:commentsExtensible xmlns:wpc="http://schemas.microsoft.com/office/word/2010/wordprocessingCanvas" xmlns:cx="http://schemas.microsoft.com/office/drawing/2014/chartex" xmlns:cx1="http://schemas.microsoft.com/office/drawing/2015/9/8/chartex" xmlns:cx2="http://schemas.microsoft.com/office/drawing/2015/10/21/chartex" xmlns:cx3="http://schemas.microsoft.com/office/drawing/2016/5/9/chartex" xmlns:cx4="http://schemas.microsoft.com/office/drawing/2016/5/10/chartex" xmlns:cx5="http://schemas.microsoft.com/office/drawing/2016/5/11/chartex" xmlns:cx6="http://schemas.microsoft.com/office/drawing/2016/5/12/chartex" xmlns:cx7="http://schemas.microsoft.com/office/drawing/2016/5/13/chartex" xmlns:cx8="http://schemas.microsoft.com/office/drawing/2016/5/14/chartex" xmlns:cr="http://schemas.microsoft.com/office/comments/2020/reactions" xmlns:mc="http://schemas.openxmlformats.org/markup-compatibility/2006" xmlns:aink="http://schemas.microsoft.com/office/drawing/2016/ink" xmlns:am3d="http://schemas.microsoft.com/office/drawing/2017/model3d" xmlns:o="urn:schemas-microsoft-com:office:office" xmlns:oel="http://schemas.microsoft.com/office/2019/extlst" xmlns:r="http://schemas.openxmlformats.org/officeDocument/2006/relationships" xmlns:m="http://schemas.openxmlformats.org/officeDocument/2006/math" xmlns:v="urn:schemas-microsoft-com:vml" xmlns:wp14="http://schemas.microsoft.com/office/word/2010/wordprocessingDrawing" xmlns:wp="http://schemas.openxmlformats.org/drawingml/2006/wordprocessingDrawing" xmlns:w10="urn:schemas-microsoft-com:office:word" xmlns:w="http://schemas.openxmlformats.org/wordprocessingml/2006/main" xmlns:w14="http://schemas.microsoft.com/office/word/2010/wordml" xmlns:w15="http://schemas.microsoft.com/office/word/2012/wordml" xmlns:w16cex="http://schemas.microsoft.com/office/word/2018/wordml/cex" xmlns:w16cid="http://schemas.microsoft.com/office/word/2016/wordml/cid" xmlns:w16="http://schemas.microsoft.com/office/word/2018/wordml" xmlns:w16du="http://schemas.microsoft.com/office/word/2023/wordml/word16du" xmlns:w16sdtdh="http://schemas.microsoft.com/office/word/2020/wordml/sdtdatahash" xmlns:w16sdtfl="http://schemas.microsoft.com/office/word/2024/wordml/sdtformatlock" xmlns:w16se="http://schemas.microsoft.com/office/word/2015/wordml/symex" xmlns:wpg="http://schemas.microsoft.com/office/word/2010/wordprocessingGroup" xmlns:wpi="http://schemas.microsoft.com/office/word/2010/wordprocessingInk" xmlns:wne="http://schemas.microsoft.com/office/word/2006/wordml" xmlns:wps="http://schemas.microsoft.com/office/word/2010/wordprocessingShape" mc:Ignorable="w14 w15 w16se w16cid w16 w16cex w16sdtdh w16sdtfl cr w16du wp14">
+  <w16cex:commentExtensible w16cex:durableId="3C59C2B3" w16cex:dateUtc="2025-04-04T17:41:00Z"/>
+</w16cex:commentsExtensible>
+</file>
+
+<file path=word/commentsIds.xml><?xml version="1.0" encoding="utf-8"?>
+<w16cid:commentsIds xmlns:wpc="http://schemas.microsoft.com/office/word/2010/wordprocessingCanvas" xmlns:cx="http://schemas.microsoft.com/office/drawing/2014/chartex" xmlns:cx1="http://schemas.microsoft.com/office/drawing/2015/9/8/chartex" xmlns:cx2="http://schemas.microsoft.com/office/drawing/2015/10/21/chartex" xmlns:cx3="http://schemas.microsoft.com/office/drawing/2016/5/9/chartex" xmlns:cx4="http://schemas.microsoft.com/office/drawing/2016/5/10/chartex" xmlns:cx5="http://schemas.microsoft.com/office/drawing/2016/5/11/chartex" xmlns:cx6="http://schemas.microsoft.com/office/drawing/2016/5/12/chartex" xmlns:cx7="http://schemas.microsoft.com/office/drawing/2016/5/13/chartex" xmlns:cx8="http://schemas.microsoft.com/office/drawing/2016/5/14/chartex" xmlns:mc="http://schemas.openxmlformats.org/markup-compatibility/2006" xmlns:aink="http://schemas.microsoft.com/office/drawing/2016/ink" xmlns:am3d="http://schemas.microsoft.com/office/drawing/2017/model3d" xmlns:o="urn:schemas-microsoft-com:office:office" xmlns:oel="http://schemas.microsoft.com/office/2019/extlst" xmlns:r="http://schemas.openxmlformats.org/officeDocument/2006/relationships" xmlns:m="http://schemas.openxmlformats.org/officeDocument/2006/math" xmlns:v="urn:schemas-microsoft-com:vml" xmlns:wp14="http://schemas.microsoft.com/office/word/2010/wordprocessingDrawing" xmlns:wp="http://schemas.openxmlformats.org/drawingml/2006/wordprocessingDrawing" xmlns:w10="urn:schemas-microsoft-com:office:word" xmlns:w="http://schemas.openxmlformats.org/wordprocessingml/2006/main" xmlns:w14="http://schemas.microsoft.com/office/word/2010/wordml" xmlns:w15="http://schemas.microsoft.com/office/word/2012/wordml" xmlns:w16cex="http://schemas.microsoft.com/office/word/2018/wordml/cex" xmlns:w16cid="http://schemas.microsoft.com/office/word/2016/wordml/cid" xmlns:w16="http://schemas.microsoft.com/office/word/2018/wordml" xmlns:w16du="http://schemas.microsoft.com/office/word/2023/wordml/word16du" xmlns:w16sdtdh="http://schemas.microsoft.com/office/word/2020/wordml/sdtdatahash" xmlns:w16sdtfl="http://schemas.microsoft.com/office/word/2024/wordml/sdtformatlock" xmlns:w16se="http://schemas.microsoft.com/office/word/2015/wordml/symex" xmlns:wpg="http://schemas.microsoft.com/office/word/2010/wordprocessingGroup" xmlns:wpi="http://schemas.microsoft.com/office/word/2010/wordprocessingInk" xmlns:wne="http://schemas.microsoft.com/office/word/2006/wordml" xmlns:wps="http://schemas.microsoft.com/office/word/2010/wordprocessingShape" mc:Ignorable="w14 w15 w16se w16cid w16 w16cex w16sdtdh w16sdtfl w16du wp14">
+  <w16cid:commentId w16cid:paraId="0C78E5BE" w16cid:durableId="3C59C2B3"/>
+</w16cid:commentsIds>
+</file>
+
+<file path=word/people.xml><?xml version="1.0" encoding="utf-8"?>
+<w15:people xmlns:wpc="http://schemas.microsoft.com/office/word/2010/wordprocessingCanvas" xmlns:cx="http://schemas.microsoft.com/office/drawing/2014/chartex" xmlns:cx1="http://schemas.microsoft.com/office/drawing/2015/9/8/chartex" xmlns:cx2="http://schemas.microsoft.com/office/drawing/2015/10/21/chartex" xmlns:cx3="http://schemas.microsoft.com/office/drawing/2016/5/9/chartex" xmlns:cx4="http://schemas.microsoft.com/office/drawing/2016/5/10/chartex" xmlns:cx5="http://schemas.microsoft.com/office/drawing/2016/5/11/chartex" xmlns:cx6="http://schemas.microsoft.com/office/drawing/2016/5/12/chartex" xmlns:cx7="http://schemas.microsoft.com/office/drawing/2016/5/13/chartex" xmlns:cx8="http://schemas.microsoft.com/office/drawing/2016/5/14/chartex" xmlns:mc="http://schemas.openxmlformats.org/markup-compatibility/2006" xmlns:aink="http://schemas.microsoft.com/office/drawing/2016/ink" xmlns:am3d="http://schemas.microsoft.com/office/drawing/2017/model3d" xmlns:o="urn:schemas-microsoft-com:office:office" xmlns:oel="http://schemas.microsoft.com/office/2019/extlst" xmlns:r="http://schemas.openxmlformats.org/officeDocument/2006/relationships" xmlns:m="http://schemas.openxmlformats.org/officeDocument/2006/math" xmlns:v="urn:schemas-microsoft-com:vml" xmlns:wp14="http://schemas.microsoft.com/office/word/2010/wordprocessingDrawing" xmlns:wp="http://schemas.openxmlformats.org/drawingml/2006/wordprocessingDrawing" xmlns:w10="urn:schemas-microsoft-com:office:word" xmlns:w="http://schemas.openxmlformats.org/wordprocessingml/2006/main" xmlns:w14="http://schemas.microsoft.com/office/word/2010/wordml" xmlns:w15="http://schemas.microsoft.com/office/word/2012/wordml" xmlns:w16cex="http://schemas.microsoft.com/office/word/2018/wordml/cex" xmlns:w16cid="http://schemas.microsoft.com/office/word/2016/wordml/cid" xmlns:w16="http://schemas.microsoft.com/office/word/2018/wordml" xmlns:w16du="http://schemas.microsoft.com/office/word/2023/wordml/word16du" xmlns:w16sdtdh="http://schemas.microsoft.com/office/word/2020/wordml/sdtdatahash" xmlns:w16sdtfl="http://schemas.microsoft.com/office/word/2024/wordml/sdtformatlock" xmlns:w16se="http://schemas.microsoft.com/office/word/2015/wordml/symex" xmlns:wpg="http://schemas.microsoft.com/office/word/2010/wordprocessingGroup" xmlns:wpi="http://schemas.microsoft.com/office/word/2010/wordprocessingInk" xmlns:wne="http://schemas.microsoft.com/office/word/2006/wordml" xmlns:wps="http://schemas.microsoft.com/office/word/2010/wordprocessingShape" mc:Ignorable="w14 w15 w16se w16cid w16 w16cex w16sdtdh w16sdtfl w16du wp14">
+  <w15:person w15:author="Lucore, Jordan">
+    <w15:presenceInfo w15:providerId="AD" w15:userId="S::jlucore@umich.edu::2b7f0ac7-c137-4b2e-b3ae-7bee2b608245"/>
+  </w15:person>
+</w15:people>
 </file>
 
 <file path=word/styles.xml><?xml version="1.0" encoding="utf-8"?>
@@ -2387,6 +2651,7 @@
   <w:style w:type="character" w:default="1" w:styleId="DefaultParagraphFont">
     <w:name w:val="Default Paragraph Font"/>
     <w:uiPriority w:val="1"/>
+    <w:semiHidden/>
     <w:unhideWhenUsed/>
   </w:style>
   <w:style w:type="table" w:default="1" w:styleId="TableNormal">
@@ -2698,6 +2963,74 @@
       <w:smallCaps/>
       <w:color w:val="0F4761" w:themeColor="accent1" w:themeShade="BF"/>
       <w:spacing w:val="5"/>
+    </w:rPr>
+  </w:style>
+  <w:style w:type="character" w:styleId="CommentReference">
+    <w:name w:val="annotation reference"/>
+    <w:basedOn w:val="DefaultParagraphFont"/>
+    <w:uiPriority w:val="99"/>
+    <w:semiHidden/>
+    <w:unhideWhenUsed/>
+    <w:rsid w:val="00E232CC"/>
+    <w:rPr>
+      <w:sz w:val="16"/>
+      <w:szCs w:val="16"/>
+    </w:rPr>
+  </w:style>
+  <w:style w:type="paragraph" w:styleId="CommentText">
+    <w:name w:val="annotation text"/>
+    <w:basedOn w:val="Normal"/>
+    <w:link w:val="CommentTextChar"/>
+    <w:uiPriority w:val="99"/>
+    <w:semiHidden/>
+    <w:unhideWhenUsed/>
+    <w:rsid w:val="00E232CC"/>
+    <w:pPr>
+      <w:spacing w:line="240" w:lineRule="auto"/>
+    </w:pPr>
+    <w:rPr>
+      <w:sz w:val="20"/>
+      <w:szCs w:val="20"/>
+    </w:rPr>
+  </w:style>
+  <w:style w:type="character" w:customStyle="1" w:styleId="CommentTextChar">
+    <w:name w:val="Comment Text Char"/>
+    <w:basedOn w:val="DefaultParagraphFont"/>
+    <w:link w:val="CommentText"/>
+    <w:uiPriority w:val="99"/>
+    <w:semiHidden/>
+    <w:rsid w:val="00E232CC"/>
+    <w:rPr>
+      <w:sz w:val="20"/>
+      <w:szCs w:val="20"/>
+    </w:rPr>
+  </w:style>
+  <w:style w:type="paragraph" w:styleId="CommentSubject">
+    <w:name w:val="annotation subject"/>
+    <w:basedOn w:val="CommentText"/>
+    <w:next w:val="CommentText"/>
+    <w:link w:val="CommentSubjectChar"/>
+    <w:uiPriority w:val="99"/>
+    <w:semiHidden/>
+    <w:unhideWhenUsed/>
+    <w:rsid w:val="00E232CC"/>
+    <w:rPr>
+      <w:b/>
+      <w:bCs/>
+    </w:rPr>
+  </w:style>
+  <w:style w:type="character" w:customStyle="1" w:styleId="CommentSubjectChar">
+    <w:name w:val="Comment Subject Char"/>
+    <w:basedOn w:val="CommentTextChar"/>
+    <w:link w:val="CommentSubject"/>
+    <w:uiPriority w:val="99"/>
+    <w:semiHidden/>
+    <w:rsid w:val="00E232CC"/>
+    <w:rPr>
+      <w:b/>
+      <w:bCs/>
+      <w:sz w:val="20"/>
+      <w:szCs w:val="20"/>
     </w:rPr>
   </w:style>
 </w:styles>
